--- a/MERN Phase Wise/Phase Wise Templets/Project Design Phase/Solution Architecture/Solution Architecture.docx
+++ b/MERN Phase Wise/Phase Wise Templets/Project Design Phase/Solution Architecture/Solution Architecture.docx
@@ -131,7 +131,7 @@
           </w:tcPr>
           <w:p>
             <w:r>
-              <w:t>SB Stocks – Virtual Stock Trading Platform</w:t>
+              <w:t>Stock Trading App</w:t>
             </w:r>
           </w:p>
         </w:tc>
@@ -291,15 +291,7 @@
         <w:spacing w:after="120"/>
       </w:pPr>
       <w:r>
-        <w:t>SB Stocks uses a 3-tier MERN architecture with one external dependency (</w:t>
-      </w:r>
-      <w:proofErr w:type="spellStart"/>
-      <w:r>
-        <w:t>Finnhub</w:t>
-      </w:r>
-      <w:proofErr w:type="spellEnd"/>
-      <w:r>
-        <w:t>):</w:t>
+        <w:t>SB Stocks uses a 3-tier MERN architecture with one external dependency (Finnhub):</w:t>
       </w:r>
     </w:p>
     <w:p>
@@ -351,15 +343,7 @@
         <w:spacing w:after="60"/>
       </w:pPr>
       <w:r>
-        <w:t xml:space="preserve">External integration – the Stocks controller calls the </w:t>
-      </w:r>
-      <w:proofErr w:type="spellStart"/>
-      <w:r>
-        <w:t>Finnhub</w:t>
-      </w:r>
-      <w:proofErr w:type="spellEnd"/>
-      <w:r>
-        <w:t xml:space="preserve"> API to fetch live quotes and historical price data, which is transformed into the candlestick chart data shown on the client.</w:t>
+        <w:t>External integration – the Stocks controller calls the Finnhub API to fetch live quotes and historical price data, which is transformed into the candlestick chart data shown on the client.</w:t>
       </w:r>
     </w:p>
     <w:p>
@@ -430,15 +414,7 @@
         <w:spacing w:after="60"/>
       </w:pPr>
       <w:r>
-        <w:t xml:space="preserve">Live-market calls are isolated to the Stocks controller so the </w:t>
-      </w:r>
-      <w:proofErr w:type="spellStart"/>
-      <w:r>
-        <w:t>Finnhub</w:t>
-      </w:r>
-      <w:proofErr w:type="spellEnd"/>
-      <w:r>
-        <w:t xml:space="preserve"> integration can be swapped or extended (e.g. additional exchanges) without touching trading logic.</w:t>
+        <w:t>Live-market calls are isolated to the Stocks controller so the Finnhub integration can be swapped or extended (e.g. additional exchanges) without touching trading logic.</w:t>
       </w:r>
     </w:p>
     <w:sectPr>
